--- a/06-学生侧材料/讲义/_数学工具/第3讲：导数与微分（Word清稿）.docx
+++ b/06-学生侧材料/讲义/_数学工具/第3讲：导数与微分（Word清稿）.docx
@@ -2,7 +2,7 @@
 <file path=word/document.xml><?xml version="1.0" encoding="utf-8"?>
 <w:document xmlns:w="http://schemas.openxmlformats.org/wordprocessingml/2006/main" xmlns:m="http://schemas.openxmlformats.org/officeDocument/2006/math" xmlns:r="http://schemas.openxmlformats.org/officeDocument/2006/relationships" xmlns:o="urn:schemas-microsoft-com:office:office" xmlns:v="urn:schemas-microsoft-com:vml" xmlns:w10="urn:schemas-microsoft-com:office:word" xmlns:a="http://schemas.openxmlformats.org/drawingml/2006/main" xmlns:pic="http://schemas.openxmlformats.org/drawingml/2006/picture" xmlns:wp="http://schemas.openxmlformats.org/drawingml/2006/wordprocessingDrawing">
   <w:body>
-    <w:bookmarkStart w:id="60" w:name="第3讲导数与微分"/>
+    <w:bookmarkStart w:id="61" w:name="第3讲导数与微分"/>
     <w:p>
       <w:pPr>
         <w:pStyle w:val="Heading1"/>
@@ -30495,7 +30495,7 @@
     </w:p>
     <w:bookmarkEnd w:id="48"/>
     <w:bookmarkEnd w:id="49"/>
-    <w:bookmarkStart w:id="54" w:name="十一核心公式速查"/>
+    <w:bookmarkStart w:id="50" w:name="本讲小结"/>
     <w:p>
       <w:pPr>
         <w:pStyle w:val="Heading2"/>
@@ -30505,6 +30505,569 @@
         <w:rPr>
           <w:rFonts w:hint="eastAsia" w:ascii="Times New Roman" w:hAnsi="Times New Roman" w:eastAsia="SimHei" w:cs="Times New Roman"/>
         </w:rPr>
+        <w:t xml:space="preserve">本讲小结</w:t>
+      </w:r>
+    </w:p>
+    <w:p>
+      <w:pPr>
+        <w:pStyle w:val="FirstParagraph"/>
+      </w:pPr>
+      <w:r>
+        <w:rPr>
+          <w:rFonts w:hint="eastAsia" w:ascii="Times New Roman" w:hAnsi="Times New Roman" w:eastAsia="FangSong" w:cs="Times New Roman"/>
+        </w:rPr>
+        <w:t>本讲主线</w:t>
+      </w:r>
+      <w:r>
+        <w:rPr>
+          <w:rFonts w:hint="eastAsia" w:ascii="Times New Roman" w:hAnsi="Times New Roman" w:eastAsia="Times New Roman" w:cs="Times New Roman"/>
+        </w:rPr>
+        <w:t>：</w:t>
+      </w:r>
+      <w:r>
+        <w:rPr>
+          <w:rFonts w:hint="eastAsia" w:ascii="Times New Roman" w:hAnsi="Times New Roman" w:eastAsia="FangSong" w:cs="Times New Roman"/>
+          <w:b/>
+          <w:bCs/>
+        </w:rPr>
+        <w:t xml:space="preserve">导数</w:t>
+      </w:r>
+      <w:r>
+        <w:rPr>
+          <w:rFonts w:ascii="Times New Roman" w:hAnsi="Times New Roman" w:eastAsia="Times New Roman" w:cs="Times New Roman"/>
+          <w:b/>
+          <w:bCs/>
+        </w:rPr>
+        <w:t xml:space="preserve"> = </w:t>
+      </w:r>
+      <w:r>
+        <w:rPr>
+          <w:rFonts w:hint="eastAsia" w:ascii="Times New Roman" w:hAnsi="Times New Roman" w:eastAsia="FangSong" w:cs="Times New Roman"/>
+          <w:b/>
+          <w:bCs/>
+        </w:rPr>
+        <w:t xml:space="preserve">瞬时变化率</w:t>
+      </w:r>
+      <w:r>
+        <w:rPr>
+          <w:rFonts w:ascii="Times New Roman" w:hAnsi="Times New Roman" w:eastAsia="Times New Roman" w:cs="Times New Roman"/>
+          <w:b/>
+          <w:bCs/>
+        </w:rPr>
+        <w:t xml:space="preserve"> = </w:t>
+      </w:r>
+      <w:r>
+        <w:rPr>
+          <w:rFonts w:hint="eastAsia" w:ascii="Times New Roman" w:hAnsi="Times New Roman" w:eastAsia="FangSong" w:cs="Times New Roman"/>
+          <w:b/>
+          <w:bCs/>
+        </w:rPr>
+        <w:t>切线斜率</w:t>
+      </w:r>
+      <w:r>
+        <w:rPr>
+          <w:rFonts w:hint="eastAsia" w:ascii="Times New Roman" w:hAnsi="Times New Roman" w:eastAsia="Times New Roman" w:cs="Times New Roman"/>
+          <w:b/>
+          <w:bCs/>
+        </w:rPr>
+        <w:t>，</w:t>
+      </w:r>
+      <w:r>
+        <w:rPr>
+          <w:rFonts w:hint="eastAsia" w:ascii="Times New Roman" w:hAnsi="Times New Roman" w:eastAsia="FangSong" w:cs="Times New Roman"/>
+          <w:b/>
+          <w:bCs/>
+        </w:rPr>
+        <w:t>三句话一个意思</w:t>
+      </w:r>
+      <w:r>
+        <w:rPr>
+          <w:rFonts w:ascii="Times New Roman" w:hAnsi="Times New Roman" w:eastAsia="Times New Roman" w:cs="Times New Roman"/>
+        </w:rPr>
+        <w:t xml:space="preserve">。</w:t>
+      </w:r>
+    </w:p>
+    <w:p>
+      <w:pPr>
+        <w:pStyle w:val="Compact"/>
+        <w:numPr>
+          <w:ilvl w:val="0"/>
+          <w:numId w:val="1006"/>
+        </w:numPr>
+      </w:pPr>
+      <w:r>
+        <w:rPr>
+          <w:rFonts w:hint="eastAsia" w:ascii="Times New Roman" w:hAnsi="Times New Roman" w:eastAsia="FangSong" w:cs="Times New Roman"/>
+          <w:b/>
+          <w:bCs/>
+        </w:rPr>
+        <w:t xml:space="preserve">定义三步法</w:t>
+      </w:r>
+      <w:r>
+        <w:rPr>
+          <w:rFonts w:hint="eastAsia" w:ascii="Times New Roman" w:hAnsi="Times New Roman" w:eastAsia="Times New Roman" w:cs="Times New Roman"/>
+        </w:rPr>
+        <w:t>（</w:t>
+      </w:r>
+      <w:r>
+        <w:rPr>
+          <w:rFonts w:hint="eastAsia" w:ascii="Times New Roman" w:hAnsi="Times New Roman" w:eastAsia="FangSong" w:cs="Times New Roman"/>
+        </w:rPr>
+        <w:t>增量</w:t>
+      </w:r>
+      <w:r>
+        <w:rPr>
+          <w:rFonts w:ascii="Times New Roman" w:hAnsi="Times New Roman" w:eastAsia="Times New Roman" w:cs="Times New Roman"/>
+        </w:rPr>
+        <w:t xml:space="preserve"> → </w:t>
+      </w:r>
+      <w:r>
+        <w:rPr>
+          <w:rFonts w:hint="eastAsia" w:ascii="Times New Roman" w:hAnsi="Times New Roman" w:eastAsia="FangSong" w:cs="Times New Roman"/>
+        </w:rPr>
+        <w:t xml:space="preserve">比值</w:t>
+      </w:r>
+      <w:r>
+        <w:rPr>
+          <w:rFonts w:ascii="Times New Roman" w:hAnsi="Times New Roman" w:eastAsia="Times New Roman" w:cs="Times New Roman"/>
+        </w:rPr>
+        <w:t xml:space="preserve"> → </w:t>
+      </w:r>
+      <w:r>
+        <w:rPr>
+          <w:rFonts w:hint="eastAsia" w:ascii="Times New Roman" w:hAnsi="Times New Roman" w:eastAsia="FangSong" w:cs="Times New Roman"/>
+        </w:rPr>
+        <w:t>取极限</w:t>
+      </w:r>
+      <w:r>
+        <w:rPr>
+          <w:rFonts w:hint="eastAsia" w:ascii="Times New Roman" w:hAnsi="Times New Roman" w:eastAsia="Times New Roman" w:cs="Times New Roman"/>
+        </w:rPr>
+        <w:t>）</w:t>
+      </w:r>
+      <w:r>
+        <w:rPr>
+          <w:rFonts w:hint="eastAsia" w:ascii="Times New Roman" w:hAnsi="Times New Roman" w:eastAsia="FangSong" w:cs="Times New Roman"/>
+        </w:rPr>
+        <w:t>是导数的出生证明</w:t>
+      </w:r>
+      <w:r>
+        <w:rPr>
+          <w:rFonts w:hint="eastAsia" w:ascii="Times New Roman" w:hAnsi="Times New Roman" w:eastAsia="Times New Roman" w:cs="Times New Roman"/>
+        </w:rPr>
+        <w:t>：</w:t>
+      </w:r>
+      <w:r>
+        <w:rPr>
+          <w:rFonts w:hint="eastAsia" w:ascii="Times New Roman" w:hAnsi="Times New Roman" w:eastAsia="FangSong" w:cs="Times New Roman"/>
+        </w:rPr>
+        <w:t>用它能现场推出全部</w:t>
+      </w:r>
+      <w:r>
+        <w:rPr>
+          <w:rFonts w:ascii="Times New Roman" w:hAnsi="Times New Roman" w:eastAsia="Times New Roman" w:cs="Times New Roman"/>
+        </w:rPr>
+        <w:t xml:space="preserve"> 6 </w:t>
+      </w:r>
+      <w:r>
+        <w:rPr>
+          <w:rFonts w:hint="eastAsia" w:ascii="Times New Roman" w:hAnsi="Times New Roman" w:eastAsia="FangSong" w:cs="Times New Roman"/>
+        </w:rPr>
+        <w:t>条必背公式</w:t>
+      </w:r>
+      <w:r>
+        <w:rPr>
+          <w:rFonts w:hint="eastAsia" w:ascii="Times New Roman" w:hAnsi="Times New Roman" w:eastAsia="Times New Roman" w:cs="Times New Roman"/>
+        </w:rPr>
+        <w:t>，</w:t>
+      </w:r>
+      <w:r>
+        <w:rPr>
+          <w:rFonts w:hint="eastAsia" w:ascii="Times New Roman" w:hAnsi="Times New Roman" w:eastAsia="FangSong" w:cs="Times New Roman"/>
+        </w:rPr>
+        <w:t>忘记公式时也能重来</w:t>
+      </w:r>
+      <w:r>
+        <w:rPr>
+          <w:rFonts w:hint="eastAsia" w:ascii="Times New Roman" w:hAnsi="Times New Roman" w:eastAsia="Times New Roman" w:cs="Times New Roman"/>
+        </w:rPr>
+        <w:t>。</w:t>
+      </w:r>
+    </w:p>
+    <w:p>
+      <w:pPr>
+        <w:pStyle w:val="Compact"/>
+        <w:numPr>
+          <w:ilvl w:val="0"/>
+          <w:numId w:val="1006"/>
+        </w:numPr>
+      </w:pPr>
+      <w:r>
+        <w:rPr>
+          <w:rFonts w:hint="eastAsia" w:ascii="Times New Roman" w:hAnsi="Times New Roman" w:eastAsia="FangSong" w:cs="Times New Roman"/>
+          <w:b/>
+          <w:bCs/>
+        </w:rPr>
+        <w:t xml:space="preserve">四则与链式</w:t>
+      </w:r>
+      <w:r>
+        <w:rPr>
+          <w:rFonts w:hint="eastAsia" w:ascii="Times New Roman" w:hAnsi="Times New Roman" w:eastAsia="FangSong" w:cs="Times New Roman"/>
+        </w:rPr>
+        <w:t>是运算引擎</w:t>
+      </w:r>
+      <w:r>
+        <w:rPr>
+          <w:rFonts w:hint="eastAsia" w:ascii="Times New Roman" w:hAnsi="Times New Roman" w:eastAsia="Times New Roman" w:cs="Times New Roman"/>
+        </w:rPr>
+        <w:t>：</w:t>
+      </w:r>
+      <w:r>
+        <w:rPr>
+          <w:rFonts w:hint="eastAsia" w:ascii="Times New Roman" w:hAnsi="Times New Roman" w:eastAsia="FangSong" w:cs="Times New Roman"/>
+        </w:rPr>
+        <w:t>链式法则</w:t>
+      </w:r>
+      <w:r>
+        <w:rPr>
+          <w:rFonts w:hint="eastAsia" w:ascii="Times New Roman" w:hAnsi="Times New Roman" w:eastAsia="Times New Roman" w:cs="Times New Roman"/>
+        </w:rPr>
+        <w:t>「</w:t>
+      </w:r>
+      <w:r>
+        <w:rPr>
+          <w:rFonts w:hint="eastAsia" w:ascii="Times New Roman" w:hAnsi="Times New Roman" w:eastAsia="FangSong" w:cs="Times New Roman"/>
+        </w:rPr>
+        <w:t>外层导</w:t>
+      </w:r>
+      <w:r>
+        <w:rPr>
+          <w:rFonts w:ascii="Times New Roman" w:hAnsi="Times New Roman" w:eastAsia="Times New Roman" w:cs="Times New Roman"/>
+        </w:rPr>
+        <w:t xml:space="preserve"> × </w:t>
+      </w:r>
+      <w:r>
+        <w:rPr>
+          <w:rFonts w:hint="eastAsia" w:ascii="Times New Roman" w:hAnsi="Times New Roman" w:eastAsia="FangSong" w:cs="Times New Roman"/>
+        </w:rPr>
+        <w:t>内层导</w:t>
+      </w:r>
+      <w:r>
+        <w:rPr>
+          <w:rFonts w:hint="eastAsia" w:ascii="Times New Roman" w:hAnsi="Times New Roman" w:eastAsia="Times New Roman" w:cs="Times New Roman"/>
+        </w:rPr>
+        <w:t>」</w:t>
+      </w:r>
+      <w:r>
+        <w:rPr>
+          <w:rFonts w:hint="eastAsia" w:ascii="Times New Roman" w:hAnsi="Times New Roman" w:eastAsia="FangSong" w:cs="Times New Roman"/>
+        </w:rPr>
+        <w:t>是处理</w:t>
+      </w:r>
+      <w:r>
+        <w:rPr>
+          <w:rFonts w:ascii="Times New Roman" w:hAnsi="Times New Roman" w:eastAsia="Times New Roman" w:cs="Times New Roman"/>
+        </w:rPr>
+        <w:t xml:space="preserve"> </w:t>
+      </w:r>
+      <w:r>
+        <w:rPr>
+          <w:rStyle w:val="VerbatimChar"/>
+          <w:rFonts w:ascii="Times New Roman" w:hAnsi="Times New Roman" w:eastAsia="Times New Roman" w:cs="Times New Roman"/>
+        </w:rPr>
+        <w:t xml:space="preserve">e^{-Ea/RT}</w:t>
+      </w:r>
+      <w:r>
+        <w:rPr>
+          <w:rFonts w:ascii="Times New Roman" w:hAnsi="Times New Roman" w:eastAsia="Times New Roman" w:cs="Times New Roman"/>
+        </w:rPr>
+        <w:t xml:space="preserve"> </w:t>
+      </w:r>
+      <w:r>
+        <w:rPr>
+          <w:rFonts w:hint="eastAsia" w:ascii="Times New Roman" w:hAnsi="Times New Roman" w:eastAsia="FangSong" w:cs="Times New Roman"/>
+        </w:rPr>
+        <w:t>这类化学复合函数的唯一钥匙</w:t>
+      </w:r>
+      <w:r>
+        <w:rPr>
+          <w:rFonts w:hint="eastAsia" w:ascii="Times New Roman" w:hAnsi="Times New Roman" w:eastAsia="Times New Roman" w:cs="Times New Roman"/>
+        </w:rPr>
+        <w:t>。</w:t>
+      </w:r>
+    </w:p>
+    <w:p>
+      <w:pPr>
+        <w:pStyle w:val="Compact"/>
+        <w:numPr>
+          <w:ilvl w:val="0"/>
+          <w:numId w:val="1006"/>
+        </w:numPr>
+      </w:pPr>
+      <w:r>
+        <w:rPr>
+          <w:rFonts w:hint="eastAsia" w:ascii="Times New Roman" w:hAnsi="Times New Roman" w:eastAsia="FangSong" w:cs="Times New Roman"/>
+          <w:b/>
+          <w:bCs/>
+        </w:rPr>
+        <w:t xml:space="preserve">微分</w:t>
+      </w:r>
+      <w:r>
+        <w:rPr>
+          <w:rFonts w:ascii="Times New Roman" w:hAnsi="Times New Roman" w:eastAsia="Times New Roman" w:cs="Times New Roman"/>
+          <w:b/>
+          <w:bCs/>
+        </w:rPr>
+        <w:t xml:space="preserve"> </w:t>
+      </w:r>
+      <w:r>
+        <w:rPr>
+          <w:rStyle w:val="VerbatimChar"/>
+          <w:rFonts w:ascii="Times New Roman" w:hAnsi="Times New Roman" w:eastAsia="Times New Roman" w:cs="Times New Roman"/>
+          <w:b/>
+          <w:bCs/>
+        </w:rPr>
+        <w:t xml:space="preserve">dy = f′(x)dx</w:t>
+      </w:r>
+      <w:r>
+        <w:rPr>
+          <w:rFonts w:ascii="Times New Roman" w:hAnsi="Times New Roman" w:eastAsia="Times New Roman" w:cs="Times New Roman"/>
+        </w:rPr>
+        <w:t xml:space="preserve"> </w:t>
+      </w:r>
+      <w:r>
+        <w:rPr>
+          <w:rFonts w:hint="eastAsia" w:ascii="Times New Roman" w:hAnsi="Times New Roman" w:eastAsia="FangSong" w:cs="Times New Roman"/>
+        </w:rPr>
+        <w:t>把变化量变成可乘的量</w:t>
+      </w:r>
+      <w:r>
+        <w:rPr>
+          <w:rFonts w:hint="eastAsia" w:ascii="Times New Roman" w:hAnsi="Times New Roman" w:eastAsia="Times New Roman" w:cs="Times New Roman"/>
+        </w:rPr>
+        <w:t>——</w:t>
+      </w:r>
+      <w:r>
+        <w:rPr>
+          <w:rFonts w:hint="eastAsia" w:ascii="Times New Roman" w:hAnsi="Times New Roman" w:eastAsia="FangSong" w:cs="Times New Roman"/>
+        </w:rPr>
+        <w:t>下一讲分离变量</w:t>
+      </w:r>
+      <w:r>
+        <w:rPr>
+          <w:rFonts w:hint="eastAsia" w:ascii="Times New Roman" w:hAnsi="Times New Roman" w:eastAsia="Times New Roman" w:cs="Times New Roman"/>
+        </w:rPr>
+        <w:t>「</w:t>
+      </w:r>
+      <w:r>
+        <w:rPr>
+          <w:rFonts w:hint="eastAsia" w:ascii="Times New Roman" w:hAnsi="Times New Roman" w:eastAsia="FangSong" w:cs="Times New Roman"/>
+        </w:rPr>
+        <w:t>两边乘</w:t>
+      </w:r>
+      <w:r>
+        <w:rPr>
+          <w:rFonts w:ascii="Times New Roman" w:hAnsi="Times New Roman" w:eastAsia="Times New Roman" w:cs="Times New Roman"/>
+        </w:rPr>
+        <w:t xml:space="preserve"> </w:t>
+      </w:r>
+      <w:r>
+        <w:rPr>
+          <w:rFonts w:hint="eastAsia" w:ascii="Times New Roman" w:hAnsi="Times New Roman" w:eastAsia="Times New Roman" w:cs="Times New Roman"/>
+        </w:rPr>
+        <w:t>dx」</w:t>
+      </w:r>
+      <w:r>
+        <w:rPr>
+          <w:rFonts w:hint="eastAsia" w:ascii="Times New Roman" w:hAnsi="Times New Roman" w:eastAsia="FangSong" w:cs="Times New Roman"/>
+        </w:rPr>
+        <w:t>的合法性全靠它</w:t>
+      </w:r>
+      <w:r>
+        <w:rPr>
+          <w:rFonts w:hint="eastAsia" w:ascii="Times New Roman" w:hAnsi="Times New Roman" w:eastAsia="Times New Roman" w:cs="Times New Roman"/>
+        </w:rPr>
+        <w:t>。</w:t>
+      </w:r>
+    </w:p>
+    <w:p>
+      <w:pPr>
+        <w:pStyle w:val="Compact"/>
+        <w:numPr>
+          <w:ilvl w:val="0"/>
+          <w:numId w:val="1006"/>
+        </w:numPr>
+      </w:pPr>
+      <w:r>
+        <w:rPr>
+          <w:rFonts w:hint="eastAsia" w:ascii="Times New Roman" w:hAnsi="Times New Roman" w:eastAsia="FangSong" w:cs="Times New Roman"/>
+        </w:rPr>
+        <w:t>化学落点</w:t>
+      </w:r>
+      <w:r>
+        <w:rPr>
+          <w:rFonts w:hint="eastAsia" w:ascii="Times New Roman" w:hAnsi="Times New Roman" w:eastAsia="Times New Roman" w:cs="Times New Roman"/>
+        </w:rPr>
+        <w:t>：</w:t>
+      </w:r>
+      <w:r>
+        <w:rPr>
+          <w:rStyle w:val="VerbatimChar"/>
+          <w:rFonts w:ascii="Times New Roman" w:hAnsi="Times New Roman" w:eastAsia="Times New Roman" w:cs="Times New Roman"/>
+          <w:b/>
+          <w:bCs/>
+        </w:rPr>
+        <w:t xml:space="preserve">d[A]/dt</w:t>
+      </w:r>
+      <w:r>
+        <w:rPr>
+          <w:rFonts w:ascii="Times New Roman" w:hAnsi="Times New Roman" w:eastAsia="Times New Roman" w:cs="Times New Roman"/>
+          <w:b/>
+          <w:bCs/>
+        </w:rPr>
+        <w:t xml:space="preserve"> </w:t>
+      </w:r>
+      <w:r>
+        <w:rPr>
+          <w:rFonts w:hint="eastAsia" w:ascii="Times New Roman" w:hAnsi="Times New Roman" w:eastAsia="FangSong" w:cs="Times New Roman"/>
+          <w:b/>
+          <w:bCs/>
+        </w:rPr>
+        <w:t xml:space="preserve">就是速率</w:t>
+      </w:r>
+      <w:r>
+        <w:rPr>
+          <w:rFonts w:hint="eastAsia" w:ascii="Times New Roman" w:hAnsi="Times New Roman" w:eastAsia="Times New Roman" w:cs="Times New Roman"/>
+        </w:rPr>
+        <w:t xml:space="preserve">；</w:t>
+      </w:r>
+      <w:r>
+        <w:rPr>
+          <w:rFonts w:hint="eastAsia" w:ascii="Times New Roman" w:hAnsi="Times New Roman" w:eastAsia="FangSong" w:cs="Times New Roman"/>
+          <w:b/>
+          <w:bCs/>
+        </w:rPr>
+        <w:t xml:space="preserve">令导数为零</w:t>
+      </w:r>
+      <w:r>
+        <w:rPr>
+          <w:rFonts w:hint="eastAsia" w:ascii="Times New Roman" w:hAnsi="Times New Roman" w:eastAsia="FangSong" w:cs="Times New Roman"/>
+        </w:rPr>
+        <w:t>找极值</w:t>
+      </w:r>
+      <w:r>
+        <w:rPr>
+          <w:rFonts w:hint="eastAsia" w:ascii="Times New Roman" w:hAnsi="Times New Roman" w:eastAsia="Times New Roman" w:cs="Times New Roman"/>
+        </w:rPr>
+        <w:t>（</w:t>
+      </w:r>
+      <w:r>
+        <w:rPr>
+          <w:rFonts w:hint="eastAsia" w:ascii="Times New Roman" w:hAnsi="Times New Roman" w:eastAsia="FangSong" w:cs="Times New Roman"/>
+        </w:rPr>
+        <w:t>最产率温度</w:t>
+      </w:r>
+      <w:r>
+        <w:rPr>
+          <w:rFonts w:hint="eastAsia" w:ascii="Times New Roman" w:hAnsi="Times New Roman" w:eastAsia="Times New Roman" w:cs="Times New Roman"/>
+        </w:rPr>
+        <w:t>、</w:t>
+      </w:r>
+      <w:r>
+        <w:rPr>
+          <w:rFonts w:hint="eastAsia" w:ascii="Times New Roman" w:hAnsi="Times New Roman" w:eastAsia="FangSong" w:cs="Times New Roman"/>
+        </w:rPr>
+        <w:t>最概然分布都是这个套路</w:t>
+      </w:r>
+      <w:r>
+        <w:rPr>
+          <w:rFonts w:hint="eastAsia" w:ascii="Times New Roman" w:hAnsi="Times New Roman" w:eastAsia="Times New Roman" w:cs="Times New Roman"/>
+        </w:rPr>
+        <w:t>）；Maxwell</w:t>
+      </w:r>
+      <w:r>
+        <w:rPr>
+          <w:rFonts w:ascii="Times New Roman" w:hAnsi="Times New Roman" w:eastAsia="Times New Roman" w:cs="Times New Roman"/>
+        </w:rPr>
+        <w:t xml:space="preserve"> </w:t>
+      </w:r>
+      <w:r>
+        <w:rPr>
+          <w:rFonts w:hint="eastAsia" w:ascii="Times New Roman" w:hAnsi="Times New Roman" w:eastAsia="FangSong" w:cs="Times New Roman"/>
+        </w:rPr>
+        <w:t>速率分布的极值给最概然速率</w:t>
+      </w:r>
+      <w:r>
+        <w:rPr>
+          <w:rFonts w:hint="eastAsia" w:ascii="Times New Roman" w:hAnsi="Times New Roman" w:eastAsia="Times New Roman" w:cs="Times New Roman"/>
+        </w:rPr>
+        <w:t>。</w:t>
+      </w:r>
+    </w:p>
+    <w:p>
+      <w:pPr>
+        <w:pStyle w:val="FirstParagraph"/>
+      </w:pPr>
+      <w:r>
+        <w:rPr>
+          <w:rFonts w:hint="eastAsia" w:ascii="Times New Roman" w:hAnsi="Times New Roman" w:eastAsia="FangSong" w:cs="Times New Roman"/>
+        </w:rPr>
+        <w:t>下一讲</w:t>
+      </w:r>
+      <w:r>
+        <w:rPr>
+          <w:rFonts w:hint="eastAsia" w:ascii="Times New Roman" w:hAnsi="Times New Roman" w:eastAsia="Times New Roman" w:cs="Times New Roman"/>
+        </w:rPr>
+        <w:t>：</w:t>
+      </w:r>
+      <w:r>
+        <w:rPr>
+          <w:rFonts w:hint="eastAsia" w:ascii="Times New Roman" w:hAnsi="Times New Roman" w:eastAsia="FangSong" w:cs="Times New Roman"/>
+        </w:rPr>
+        <w:t>导数的反问题</w:t>
+      </w:r>
+      <w:r>
+        <w:rPr>
+          <w:rFonts w:hint="eastAsia" w:ascii="Times New Roman" w:hAnsi="Times New Roman" w:eastAsia="Times New Roman" w:cs="Times New Roman"/>
+        </w:rPr>
+        <w:t>——</w:t>
+      </w:r>
+      <w:r>
+        <w:rPr>
+          <w:rFonts w:hint="eastAsia" w:ascii="Times New Roman" w:hAnsi="Times New Roman" w:eastAsia="FangSong" w:cs="Times New Roman"/>
+        </w:rPr>
+        <w:t>已知变化率</w:t>
+      </w:r>
+      <w:r>
+        <w:rPr>
+          <w:rFonts w:hint="eastAsia" w:ascii="Times New Roman" w:hAnsi="Times New Roman" w:eastAsia="Times New Roman" w:cs="Times New Roman"/>
+        </w:rPr>
+        <w:t>，</w:t>
+      </w:r>
+      <w:r>
+        <w:rPr>
+          <w:rFonts w:hint="eastAsia" w:ascii="Times New Roman" w:hAnsi="Times New Roman" w:eastAsia="FangSong" w:cs="Times New Roman"/>
+        </w:rPr>
+        <w:t>把原函数找回来</w:t>
+      </w:r>
+      <w:r>
+        <w:rPr>
+          <w:rFonts w:hint="eastAsia" w:ascii="Times New Roman" w:hAnsi="Times New Roman" w:eastAsia="Times New Roman" w:cs="Times New Roman"/>
+        </w:rPr>
+        <w:t>。</w:t>
+      </w:r>
+    </w:p>
+    <w:bookmarkEnd w:id="50"/>
+    <w:bookmarkStart w:id="55" w:name="十一本讲速查"/>
+    <w:p>
+      <w:pPr>
+        <w:pStyle w:val="Heading2"/>
+        <w:spacing w:before="280" w:after="120"/>
+      </w:pPr>
+      <w:r>
+        <w:rPr>
+          <w:rFonts w:hint="eastAsia" w:ascii="Times New Roman" w:hAnsi="Times New Roman" w:eastAsia="SimHei" w:cs="Times New Roman"/>
+        </w:rPr>
         <w:t>十一</w:t>
       </w:r>
       <w:r>
@@ -30517,10 +31080,10 @@
         <w:rPr>
           <w:rFonts w:hint="eastAsia" w:ascii="Times New Roman" w:hAnsi="Times New Roman" w:eastAsia="SimHei" w:cs="Times New Roman"/>
         </w:rPr>
-        <w:t>核心公式速查</w:t>
+        <w:t>本讲速查</w:t>
       </w:r>
     </w:p>
-    <w:bookmarkStart w:id="50" w:name="定义-1"/>
+    <w:bookmarkStart w:id="51" w:name="定义-1"/>
     <w:p>
       <w:pPr>
         <w:pStyle w:val="Heading3"/>
@@ -30927,8 +31490,8 @@
         </w:tc>
       </w:tr>
     </w:tbl>
-    <w:bookmarkEnd w:id="50"/>
-    <w:bookmarkStart w:id="51" w:name="基本公式"/>
+    <w:bookmarkEnd w:id="51"/>
+    <w:bookmarkStart w:id="52" w:name="基本公式"/>
     <w:p>
       <w:pPr>
         <w:pStyle w:val="Heading3"/>
@@ -31392,8 +31955,8 @@
         </w:tc>
       </w:tr>
     </w:tbl>
-    <w:bookmarkEnd w:id="51"/>
-    <w:bookmarkStart w:id="52" w:name="法则"/>
+    <w:bookmarkEnd w:id="52"/>
+    <w:bookmarkStart w:id="53" w:name="法则"/>
     <w:p>
       <w:pPr>
         <w:pStyle w:val="Heading3"/>
@@ -31926,8 +32489,8 @@
         </w:tc>
       </w:tr>
     </w:tbl>
-    <w:bookmarkEnd w:id="52"/>
-    <w:bookmarkStart w:id="53" w:name="化学专用结果建议背下"/>
+    <w:bookmarkEnd w:id="53"/>
+    <w:bookmarkStart w:id="54" w:name="化学专用结果建议背下"/>
     <w:p>
       <w:pPr>
         <w:pStyle w:val="Heading3"/>
@@ -32607,9 +33170,9 @@
         </w:pict>
       </w:r>
     </w:p>
-    <w:bookmarkEnd w:id="53"/>
     <w:bookmarkEnd w:id="54"/>
-    <w:bookmarkStart w:id="58" w:name="十二练习题"/>
+    <w:bookmarkEnd w:id="55"/>
+    <w:bookmarkStart w:id="59" w:name="十二练习题"/>
     <w:p>
       <w:pPr>
         <w:pStyle w:val="Heading2"/>
@@ -32663,7 +33226,7 @@
         <w:t>。</w:t>
       </w:r>
     </w:p>
-    <w:bookmarkStart w:id="55" w:name="基础巩固6-题"/>
+    <w:bookmarkStart w:id="56" w:name="基础巩固6-题"/>
     <w:p>
       <w:pPr>
         <w:pStyle w:val="Heading3"/>
@@ -34035,8 +34598,8 @@
         <w:t>。</w:t>
       </w:r>
     </w:p>
-    <w:bookmarkEnd w:id="55"/>
-    <w:bookmarkStart w:id="56" w:name="竞赛入门6-题"/>
+    <w:bookmarkEnd w:id="56"/>
+    <w:bookmarkStart w:id="57" w:name="竞赛入门6-题"/>
     <w:p>
       <w:pPr>
         <w:pStyle w:val="Heading3"/>
@@ -35461,8 +36024,8 @@
         <w:t>。</w:t>
       </w:r>
     </w:p>
-    <w:bookmarkEnd w:id="56"/>
-    <w:bookmarkStart w:id="57" w:name="真题挑战6-题竞赛风格改编"/>
+    <w:bookmarkEnd w:id="57"/>
+    <w:bookmarkStart w:id="58" w:name="真题挑战6-题竞赛风格改编"/>
     <w:p>
       <w:pPr>
         <w:pStyle w:val="Heading3"/>
@@ -38279,9 +38842,9 @@
         </w:pict>
       </w:r>
     </w:p>
-    <w:bookmarkEnd w:id="57"/>
     <w:bookmarkEnd w:id="58"/>
-    <w:bookmarkStart w:id="59" w:name="参考答案"/>
+    <w:bookmarkEnd w:id="59"/>
+    <w:bookmarkStart w:id="60" w:name="参考答案"/>
     <w:p>
       <w:pPr>
         <w:pStyle w:val="Heading2"/>
@@ -49431,8 +49994,8 @@
         <w:t>。</w:t>
       </w:r>
     </w:p>
-    <w:bookmarkEnd w:id="59"/>
     <w:bookmarkEnd w:id="60"/>
+    <w:bookmarkEnd w:id="61"/>
     <w:sectPr>
       <w:footerReference w:type="default" r:id="rId9"/>
       <w:footnotePr>
@@ -49925,6 +50488,9 @@
     <w:lvlOverride w:ilvl="8">
       <w:startOverride w:val="1"/>
     </w:lvlOverride>
+  </w:num>
+  <w:num w:numId="1006">
+    <w:abstractNumId w:val="991"/>
   </w:num>
 </w:numbering>
 </file>

--- a/06-学生侧材料/讲义/_数学工具/第3讲：导数与微分（Word清稿）.docx
+++ b/06-学生侧材料/讲义/_数学工具/第3讲：导数与微分（Word清稿）.docx
@@ -1237,7 +1237,7 @@
       </w:r>
     </w:p>
     <w:bookmarkEnd w:id="10"/>
-    <w:bookmarkStart w:id="11" w:name="问题平均的不够用"/>
+    <w:bookmarkStart w:id="11" w:name="平均变化率的局限"/>
     <w:p>
       <w:pPr>
         <w:pStyle w:val="Heading3"/>
@@ -1253,19 +1253,7 @@
         <w:rPr>
           <w:rFonts w:hint="eastAsia" w:ascii="Times New Roman" w:hAnsi="Times New Roman" w:eastAsia="SimHei" w:cs="Times New Roman"/>
         </w:rPr>
-        <w:t>问题</w:t>
-      </w:r>
-      <w:r>
-        <w:rPr>
-          <w:rFonts w:hint="eastAsia" w:ascii="Times New Roman" w:hAnsi="Times New Roman" w:eastAsia="Times New Roman" w:cs="Times New Roman"/>
-        </w:rPr>
-        <w:t>：</w:t>
-      </w:r>
-      <w:r>
-        <w:rPr>
-          <w:rFonts w:hint="eastAsia" w:ascii="Times New Roman" w:hAnsi="Times New Roman" w:eastAsia="SimHei" w:cs="Times New Roman"/>
-        </w:rPr>
-        <w:t>平均的不够用</w:t>
+        <w:t xml:space="preserve">平均变化率的局限</w:t>
       </w:r>
     </w:p>
     <w:p>
@@ -2065,13 +2053,31 @@
         <w:rPr>
           <w:rFonts w:hint="eastAsia" w:ascii="Times New Roman" w:hAnsi="Times New Roman" w:eastAsia="Times New Roman" w:cs="Times New Roman"/>
         </w:rPr>
-        <w:t>”</w:t>
-      </w:r>
-      <w:r>
-        <w:rPr>
-          <w:rFonts w:hint="eastAsia" w:ascii="Times New Roman" w:hAnsi="Times New Roman" w:eastAsia="FangSong" w:cs="Times New Roman"/>
-        </w:rPr>
-        <w:t>要多小有多小</w:t>
+        <w:t>：</w:t>
+      </w:r>
+      <w:r>
+        <w:rPr>
+          <w:rFonts w:hint="eastAsia" w:ascii="Times New Roman" w:hAnsi="Times New Roman" w:eastAsia="FangSong" w:cs="Times New Roman"/>
+        </w:rPr>
+        <w:t>无论要求它多小</w:t>
+      </w:r>
+      <w:r>
+        <w:rPr>
+          <w:rFonts w:hint="eastAsia" w:ascii="Times New Roman" w:hAnsi="Times New Roman" w:eastAsia="Times New Roman" w:cs="Times New Roman"/>
+        </w:rPr>
+        <w:t>，Δx</w:t>
+      </w:r>
+      <w:r>
+        <w:rPr>
+          <w:rFonts w:ascii="Times New Roman" w:hAnsi="Times New Roman" w:eastAsia="Times New Roman" w:cs="Times New Roman"/>
+        </w:rPr>
+        <w:t xml:space="preserve"> </w:t>
+      </w:r>
+      <w:r>
+        <w:rPr>
+          <w:rFonts w:hint="eastAsia" w:ascii="Times New Roman" w:hAnsi="Times New Roman" w:eastAsia="FangSong" w:cs="Times New Roman"/>
+        </w:rPr>
+        <w:t>都能取到更小的值</w:t>
       </w:r>
       <w:r>
         <w:rPr>
@@ -2083,13 +2089,13 @@
         <w:rPr>
           <w:rFonts w:hint="eastAsia" w:ascii="Times New Roman" w:hAnsi="Times New Roman" w:eastAsia="FangSong" w:cs="Times New Roman"/>
         </w:rPr>
-        <w:t>但始终不是</w:t>
-      </w:r>
-      <w:r>
-        <w:rPr>
-          <w:rFonts w:ascii="Times New Roman" w:hAnsi="Times New Roman" w:eastAsia="Times New Roman" w:cs="Times New Roman"/>
-        </w:rPr>
-        <w:t xml:space="preserve"> 0”。</w:t>
+        <w:t>但始终不等于</w:t>
+      </w:r>
+      <w:r>
+        <w:rPr>
+          <w:rFonts w:ascii="Times New Roman" w:hAnsi="Times New Roman" w:eastAsia="Times New Roman" w:cs="Times New Roman"/>
+        </w:rPr>
+        <w:t xml:space="preserve"> 0。</w:t>
       </w:r>
     </w:p>
     <w:p>
@@ -6769,7 +6775,7 @@
           <w:b/>
           <w:bCs/>
         </w:rPr>
-        <w:t>不是背出来的</w:t>
+        <w:t>这一单位由量纲确定</w:t>
       </w:r>
       <w:r>
         <w:rPr>
@@ -6785,7 +6791,7 @@
           <w:b/>
           <w:bCs/>
         </w:rPr>
-        <w:t>是量纲逼出来的</w:t>
+        <w:t>并非记忆所得</w:t>
       </w:r>
       <w:r>
         <w:rPr>
@@ -7168,7 +7174,31 @@
               <w:rPr>
                 <w:rFonts w:hint="eastAsia" w:ascii="Times New Roman" w:hAnsi="Times New Roman" w:eastAsia="FangSong" w:cs="Times New Roman"/>
               </w:rPr>
-              <w:t xml:space="preserve">不变化率当然为</w:t>
+              <w:t xml:space="preserve">常数不随</w:t>
+            </w:r>
+            <w:r>
+              <w:rPr>
+                <w:rFonts w:ascii="Times New Roman" w:hAnsi="Times New Roman" w:eastAsia="Times New Roman" w:cs="Times New Roman"/>
+              </w:rPr>
+              <w:t xml:space="preserve"> x </w:t>
+            </w:r>
+            <w:r>
+              <w:rPr>
+                <w:rFonts w:hint="eastAsia" w:ascii="Times New Roman" w:hAnsi="Times New Roman" w:eastAsia="FangSong" w:cs="Times New Roman"/>
+              </w:rPr>
+              <w:t>变化</w:t>
+            </w:r>
+            <w:r>
+              <w:rPr>
+                <w:rFonts w:hint="eastAsia" w:ascii="Times New Roman" w:hAnsi="Times New Roman" w:eastAsia="Times New Roman" w:cs="Times New Roman"/>
+              </w:rPr>
+              <w:t>，</w:t>
+            </w:r>
+            <w:r>
+              <w:rPr>
+                <w:rFonts w:hint="eastAsia" w:ascii="Times New Roman" w:hAnsi="Times New Roman" w:eastAsia="FangSong" w:cs="Times New Roman"/>
+              </w:rPr>
+              <w:t>故变化率为</w:t>
             </w:r>
             <w:r>
               <w:rPr>
@@ -8104,7 +8134,7 @@
                 <w:b/>
                 <w:bCs/>
               </w:rPr>
-              <w:t xml:space="preserve">高频</w:t>
+              <w:t xml:space="preserve">常见</w:t>
             </w:r>
             <w:r>
               <w:rPr>
@@ -9361,7 +9391,7 @@
           <w:b/>
           <w:bCs/>
         </w:rPr>
-        <w:t xml:space="preserve">这是一个漂亮的结果</w:t>
+        <w:t xml:space="preserve">这一结果值得注意</w:t>
       </w:r>
       <w:r>
         <w:rPr>
@@ -9410,7 +9440,7 @@
         <w:rPr>
           <w:rFonts w:hint="eastAsia" w:ascii="Times New Roman" w:hAnsi="Times New Roman" w:eastAsia="FangSong" w:cs="Times New Roman"/>
         </w:rPr>
-        <w:t xml:space="preserve">也就是说</w:t>
+        <w:t xml:space="preserve">即</w:t>
       </w:r>
       <w:r>
         <w:rPr>
@@ -9730,7 +9760,7 @@
         <w:rPr>
           <w:rFonts w:hint="eastAsia" w:ascii="Times New Roman" w:hAnsi="Times New Roman" w:eastAsia="FangSong" w:cs="Times New Roman"/>
         </w:rPr>
-        <w:t>这带来一个在化学里极其重要的推论</w:t>
+        <w:t>由此得到在化学中重要的推论</w:t>
       </w:r>
       <w:r>
         <w:rPr>
@@ -10157,7 +10187,7 @@
           <w:b/>
           <w:bCs/>
         </w:rPr>
-        <w:t xml:space="preserve">又是一个常数</w:t>
+        <w:t xml:space="preserve">所得同样是常数</w:t>
       </w:r>
       <w:r>
         <w:rPr>
@@ -20761,7 +20791,7 @@
           <w:b/>
           <w:bCs/>
         </w:rPr>
-        <w:t xml:space="preserve">现在它真的像分数了</w:t>
+        <w:t xml:space="preserve">此时它可以视为商</w:t>
       </w:r>
       <w:r>
         <w:rPr>
@@ -22194,7 +22224,7 @@
         <w:rPr>
           <w:rFonts w:hint="eastAsia" w:ascii="Times New Roman" w:hAnsi="Times New Roman" w:eastAsia="FangSong" w:cs="Times New Roman"/>
         </w:rPr>
-        <w:t>这在误差分析里极其有用</w:t>
+        <w:t>这在误差分析中很常用</w:t>
       </w:r>
       <w:r>
         <w:rPr>
@@ -24788,31 +24818,19 @@
         <w:rPr>
           <w:rFonts w:hint="eastAsia" w:ascii="Times New Roman" w:hAnsi="Times New Roman" w:eastAsia="FangSong" w:cs="Times New Roman"/>
         </w:rPr>
-        <w:t>讲那张</w:t>
-      </w:r>
-      <w:r>
-        <w:rPr>
-          <w:rFonts w:hint="eastAsia" w:ascii="Times New Roman" w:hAnsi="Times New Roman" w:eastAsia="Times New Roman" w:cs="Times New Roman"/>
-        </w:rPr>
-        <w:t>”</w:t>
-      </w:r>
-      <w:r>
-        <w:rPr>
-          <w:rFonts w:hint="eastAsia" w:ascii="Times New Roman" w:hAnsi="Times New Roman" w:eastAsia="FangSong" w:cs="Times New Roman"/>
-        </w:rPr>
-        <w:t>积分式</w:t>
-      </w:r>
-      <w:r>
-        <w:rPr>
-          <w:rFonts w:hint="eastAsia" w:ascii="Times New Roman" w:hAnsi="Times New Roman" w:eastAsia="Times New Roman" w:cs="Times New Roman"/>
-        </w:rPr>
-        <w:t>”</w:t>
-      </w:r>
-      <w:r>
-        <w:rPr>
-          <w:rFonts w:hint="eastAsia" w:ascii="Times New Roman" w:hAnsi="Times New Roman" w:eastAsia="FangSong" w:cs="Times New Roman"/>
-        </w:rPr>
-        <w:t>表里的内容</w:t>
+        <w:t xml:space="preserve">讲</w:t>
+      </w:r>
+      <w:r>
+        <w:rPr>
+          <w:rFonts w:ascii="Times New Roman" w:hAnsi="Times New Roman" w:eastAsia="Times New Roman" w:cs="Times New Roman"/>
+        </w:rPr>
+        <w:t xml:space="preserve"> §3.3 </w:t>
+      </w:r>
+      <w:r>
+        <w:rPr>
+          <w:rFonts w:hint="eastAsia" w:ascii="Times New Roman" w:hAnsi="Times New Roman" w:eastAsia="FangSong" w:cs="Times New Roman"/>
+        </w:rPr>
+        <w:t>积分式表中的内容</w:t>
       </w:r>
       <w:r>
         <w:rPr>
@@ -25446,7 +25464,7 @@
         <w:rPr>
           <w:rFonts w:hint="eastAsia" w:ascii="Times New Roman" w:hAnsi="Times New Roman" w:eastAsia="FangSong" w:cs="Times New Roman"/>
         </w:rPr>
-        <w:t xml:space="preserve">也就是第</w:t>
+        <w:t xml:space="preserve">即第</w:t>
       </w:r>
       <w:r>
         <w:rPr>
@@ -25458,13 +25476,74 @@
         <w:rPr>
           <w:rFonts w:hint="eastAsia" w:ascii="Times New Roman" w:hAnsi="Times New Roman" w:eastAsia="FangSong" w:cs="Times New Roman"/>
         </w:rPr>
-        <w:t>讲反复出现的那个式子</w:t>
-      </w:r>
-      <w:r>
-        <w:rPr>
-          <w:rFonts w:hint="eastAsia" w:ascii="Times New Roman" w:hAnsi="Times New Roman" w:eastAsia="Times New Roman" w:cs="Times New Roman"/>
-        </w:rPr>
-        <w:t>。</w:t>
+        <w:t xml:space="preserve">讲的</w:t>
+      </w:r>
+      <w:r>
+        <w:rPr>
+          <w:rFonts w:ascii="Times New Roman" w:hAnsi="Times New Roman" w:eastAsia="Times New Roman" w:cs="Times New Roman"/>
+        </w:rPr>
+        <w:t xml:space="preserve"> </w:t>
+      </w:r>
+      <m:oMath>
+        <m:oMathPr>
+          <m:ctrlPr>
+            <w:rPr>
+              <w:sz w:val="28"/>
+              <w:szCs w:val="28"/>
+            </w:rPr>
+          </m:ctrlPr>
+        </m:oMathPr>
+        <m:r>
+          <m:rPr>
+            <m:sty m:val="p"/>
+          </m:rPr>
+          <m:t>Δ</m:t>
+        </m:r>
+        <m:sSup>
+          <m:e>
+            <m:r>
+              <m:t>G</m:t>
+            </m:r>
+          </m:e>
+          <m:sup>
+            <m:r>
+              <m:t>θ</m:t>
+            </m:r>
+          </m:sup>
+        </m:sSup>
+        <m:r>
+          <m:rPr>
+            <m:sty m:val="p"/>
+          </m:rPr>
+          <m:t>=</m:t>
+        </m:r>
+        <m:r>
+          <m:rPr>
+            <m:sty m:val="p"/>
+          </m:rPr>
+          <m:t>−</m:t>
+        </m:r>
+        <m:r>
+          <m:t>R</m:t>
+        </m:r>
+        <m:r>
+          <m:t>T</m:t>
+        </m:r>
+        <m:r>
+          <m:rPr>
+            <m:sty m:val="p"/>
+          </m:rPr>
+          <m:t>ln</m:t>
+        </m:r>
+        <m:r>
+          <m:t>K</m:t>
+        </m:r>
+      </m:oMath>
+      <w:r>
+        <w:rPr>
+          <w:rFonts w:ascii="Times New Roman" w:hAnsi="Times New Roman" w:eastAsia="Times New Roman" w:cs="Times New Roman"/>
+        </w:rPr>
+        <w:t xml:space="preserve">。</w:t>
       </w:r>
     </w:p>
     <w:p>
@@ -30649,7 +30728,7 @@
         <w:rPr>
           <w:rFonts w:hint="eastAsia" w:ascii="Times New Roman" w:hAnsi="Times New Roman" w:eastAsia="FangSong" w:cs="Times New Roman"/>
         </w:rPr>
-        <w:t>是导数的出生证明</w:t>
+        <w:t>是导数的定义依据</w:t>
       </w:r>
       <w:r>
         <w:rPr>
@@ -30787,7 +30866,7 @@
         <w:rPr>
           <w:rFonts w:hint="eastAsia" w:ascii="Times New Roman" w:hAnsi="Times New Roman" w:eastAsia="FangSong" w:cs="Times New Roman"/>
         </w:rPr>
-        <w:t>这类化学复合函数的唯一钥匙</w:t>
+        <w:t>这类化学复合函数的基本工具</w:t>
       </w:r>
       <w:r>
         <w:rPr>
@@ -30965,7 +31044,7 @@
         <w:rPr>
           <w:rFonts w:hint="eastAsia" w:ascii="Times New Roman" w:hAnsi="Times New Roman" w:eastAsia="FangSong" w:cs="Times New Roman"/>
         </w:rPr>
-        <w:t>最产率温度</w:t>
+        <w:t>最高产率温度</w:t>
       </w:r>
       <w:r>
         <w:rPr>
@@ -30977,7 +31056,7 @@
         <w:rPr>
           <w:rFonts w:hint="eastAsia" w:ascii="Times New Roman" w:hAnsi="Times New Roman" w:eastAsia="FangSong" w:cs="Times New Roman"/>
         </w:rPr>
-        <w:t>最概然分布都是这个套路</w:t>
+        <w:t>最概然速率均用这一方法</w:t>
       </w:r>
       <w:r>
         <w:rPr>
@@ -32490,7 +32569,7 @@
       </w:tr>
     </w:tbl>
     <w:bookmarkEnd w:id="53"/>
-    <w:bookmarkStart w:id="54" w:name="化学专用结果建议背下"/>
+    <w:bookmarkStart w:id="54" w:name="化学专用结果建议熟记"/>
     <w:p>
       <w:pPr>
         <w:pStyle w:val="Heading3"/>
@@ -32512,7 +32591,7 @@
         <w:rPr>
           <w:rFonts w:hint="eastAsia" w:ascii="Times New Roman" w:hAnsi="Times New Roman" w:eastAsia="SimHei" w:cs="Times New Roman"/>
         </w:rPr>
-        <w:t>建议背下</w:t>
+        <w:t>建议熟记</w:t>
       </w:r>
       <w:r>
         <w:rPr>
@@ -48623,7 +48702,7 @@
         <w:rPr>
           <w:rFonts w:hint="eastAsia" w:ascii="Times New Roman" w:hAnsi="Times New Roman" w:eastAsia="FangSong" w:cs="Times New Roman"/>
         </w:rPr>
-        <w:t>横轴选错不仅弯了</w:t>
+        <w:t>横轴选错不仅使图像变为曲线</w:t>
       </w:r>
       <w:r>
         <w:rPr>
@@ -48635,7 +48714,7 @@
         <w:rPr>
           <w:rFonts w:hint="eastAsia" w:ascii="Times New Roman" w:hAnsi="Times New Roman" w:eastAsia="FangSong" w:cs="Times New Roman"/>
         </w:rPr>
-        <w:t>刻度含义也全变</w:t>
+        <w:t>斜率的物理含义也随之改变</w:t>
       </w:r>
       <w:r>
         <w:rPr>
@@ -49380,7 +49459,7 @@
         <w:rPr>
           <w:rFonts w:hint="eastAsia" w:ascii="Times New Roman" w:hAnsi="Times New Roman" w:eastAsia="FangSong" w:cs="Times New Roman"/>
         </w:rPr>
-        <w:t xml:space="preserve">这一讲能解开哪些坎</w:t>
+        <w:t xml:space="preserve">本讲在化学中的落点</w:t>
       </w:r>
       <w:r>
         <w:rPr>
@@ -49739,7 +49818,7 @@
         <w:rPr>
           <w:rFonts w:hint="eastAsia" w:ascii="Times New Roman" w:hAnsi="Times New Roman" w:eastAsia="FangSong" w:cs="Times New Roman"/>
         </w:rPr>
-        <w:t>不再是魔法</w:t>
+        <w:t>不再神秘</w:t>
       </w:r>
       <w:r>
         <w:rPr>
@@ -49751,7 +49830,7 @@
         <w:rPr>
           <w:rFonts w:hint="eastAsia" w:ascii="Times New Roman" w:hAnsi="Times New Roman" w:eastAsia="FangSong" w:cs="Times New Roman"/>
         </w:rPr>
-        <w:t>是</w:t>
+        <w:t>它就是</w:t>
       </w:r>
       <w:r>
         <w:rPr>
